--- a/Kedvenc.docx
+++ b/Kedvenc.docx
@@ -3,11 +3,508 @@
 <w:document xmlns:wpc="http://schemas.microsoft.com/office/word/2010/wordprocessingCanvas" xmlns:cx="http://schemas.microsoft.com/office/drawing/2014/chartex" xmlns:cx1="http://schemas.microsoft.com/office/drawing/2015/9/8/chartex" xmlns:cx2="http://schemas.microsoft.com/office/drawing/2015/10/21/chartex" xmlns:cx3="http://schemas.microsoft.com/office/drawing/2016/5/9/chartex" xmlns:cx4="http://schemas.microsoft.com/office/drawing/2016/5/10/chartex" xmlns:cx5="http://schemas.microsoft.com/office/drawing/2016/5/11/chartex" xmlns:cx6="http://schemas.microsoft.com/office/drawing/2016/5/12/chartex" xmlns:cx7="http://schemas.microsoft.com/office/drawing/2016/5/13/chartex" xmlns:cx8="http://schemas.microsoft.com/office/drawing/2016/5/14/chartex" xmlns:mc="http://schemas.openxmlformats.org/markup-compatibility/2006" xmlns:aink="http://schemas.microsoft.com/office/drawing/2016/ink" xmlns:am3d="http://schemas.microsoft.com/office/drawing/2017/model3d" xmlns:o="urn:schemas-microsoft-com:office:office" xmlns:r="http://schemas.openxmlformats.org/officeDocument/2006/relationships" xmlns:m="http://schemas.openxmlformats.org/officeDocument/2006/math" xmlns:v="urn:schemas-microsoft-com:vml" xmlns:wp14="http://schemas.microsoft.com/office/word/2010/wordprocessingDrawing" xmlns:wp="http://schemas.openxmlformats.org/drawingml/2006/wordprocessingDrawing" xmlns:w10="urn:schemas-microsoft-com:office:word" xmlns:w="http://schemas.openxmlformats.org/wordprocessingml/2006/main" xmlns:w14="http://schemas.microsoft.com/office/word/2010/wordml" xmlns:w15="http://schemas.microsoft.com/office/word/2012/wordml" xmlns:w16cid="http://schemas.microsoft.com/office/word/2016/wordml/cid" xmlns:w16se="http://schemas.microsoft.com/office/word/2015/wordml/symex" xmlns:wpg="http://schemas.microsoft.com/office/word/2010/wordprocessingGroup" xmlns:wpi="http://schemas.microsoft.com/office/word/2010/wordprocessingInk" xmlns:wne="http://schemas.microsoft.com/office/word/2006/wordml" xmlns:wps="http://schemas.microsoft.com/office/word/2010/wordprocessingShape" mc:Ignorable="w14 w15 w16se w16cid wp14">
   <w:body>
     <w:p>
-      <w:r>
+      <w:pPr>
+        <w:jc w:val="center"/>
+        <w:rPr>
+          <w:b/>
+          <w:sz w:val="80"/>
+          <w:szCs w:val="80"/>
+        </w:rPr>
+      </w:pPr>
+      <w:r>
+        <w:rPr>
+          <w:b/>
+          <w:sz w:val="80"/>
+          <w:szCs w:val="80"/>
+        </w:rPr>
         <w:t>Kedvenc valami</w:t>
       </w:r>
+    </w:p>
+    <w:p>
+      <w:r>
+        <w:rPr>
+          <w:rFonts w:ascii="Arial" w:hAnsi="Arial"/>
+          <w:color w:val="202122"/>
+          <w:shd w:val="clear" w:color="auto" w:fill="FFFFFF"/>
+        </w:rPr>
+        <w:t xml:space="preserve">A </w:t>
+      </w:r>
+      <w:proofErr w:type="spellStart"/>
+      <w:r>
+        <w:rPr>
+          <w:rFonts w:ascii="Arial" w:hAnsi="Arial"/>
+          <w:b/>
+          <w:bCs/>
+          <w:color w:val="202122"/>
+          <w:shd w:val="clear" w:color="auto" w:fill="FFFFFF"/>
+        </w:rPr>
+        <w:t>kebab</w:t>
+      </w:r>
+      <w:proofErr w:type="spellEnd"/>
+      <w:r>
+        <w:rPr>
+          <w:rFonts w:ascii="Arial" w:hAnsi="Arial"/>
+          <w:color w:val="202122"/>
+          <w:shd w:val="clear" w:color="auto" w:fill="FFFFFF"/>
+        </w:rPr>
+        <w:t xml:space="preserve"> vagy </w:t>
+      </w:r>
+      <w:proofErr w:type="spellStart"/>
+      <w:r>
+        <w:rPr>
+          <w:rFonts w:ascii="Arial" w:hAnsi="Arial"/>
+          <w:i/>
+          <w:iCs/>
+          <w:color w:val="202122"/>
+          <w:shd w:val="clear" w:color="auto" w:fill="FFFFFF"/>
+        </w:rPr>
+        <w:t>kebap</w:t>
+      </w:r>
+      <w:proofErr w:type="spellEnd"/>
+      <w:r>
+        <w:rPr>
+          <w:rFonts w:ascii="Arial" w:hAnsi="Arial"/>
+          <w:color w:val="202122"/>
+          <w:shd w:val="clear" w:color="auto" w:fill="FFFFFF"/>
+        </w:rPr>
+        <w:t xml:space="preserve"> (perzsa: </w:t>
+      </w:r>
+      <w:proofErr w:type="spellStart"/>
+      <w:r>
+        <w:rPr>
+          <w:rFonts w:ascii="Arial" w:hAnsi="Arial"/>
+          <w:color w:val="202122"/>
+          <w:shd w:val="clear" w:color="auto" w:fill="FFFFFF"/>
+        </w:rPr>
+        <w:t>کباب</w:t>
+      </w:r>
+      <w:proofErr w:type="spellEnd"/>
+      <w:r>
+        <w:rPr>
+          <w:rFonts w:ascii="Arial" w:hAnsi="Arial"/>
+          <w:color w:val="202122"/>
+          <w:shd w:val="clear" w:color="auto" w:fill="FFFFFF"/>
+        </w:rPr>
+        <w:t xml:space="preserve">) </w:t>
+      </w:r>
+      <w:hyperlink r:id="rId4" w:tooltip="Perzsák" w:history="1">
+        <w:r>
+          <w:rPr>
+            <w:rStyle w:val="Hiperhivatkozs"/>
+            <w:rFonts w:ascii="Arial" w:hAnsi="Arial"/>
+            <w:color w:val="3366CC"/>
+            <w:shd w:val="clear" w:color="auto" w:fill="FFFFFF"/>
+          </w:rPr>
+          <w:t>perzsa</w:t>
+        </w:r>
+      </w:hyperlink>
+      <w:r>
+        <w:rPr>
+          <w:rFonts w:ascii="Arial" w:hAnsi="Arial"/>
+          <w:color w:val="202122"/>
+          <w:shd w:val="clear" w:color="auto" w:fill="FFFFFF"/>
+        </w:rPr>
+        <w:t xml:space="preserve"> eredetű, jellegzetes török </w:t>
+      </w:r>
+      <w:hyperlink r:id="rId5" w:tooltip="Hús" w:history="1">
+        <w:r>
+          <w:rPr>
+            <w:rStyle w:val="Hiperhivatkozs"/>
+            <w:rFonts w:ascii="Arial" w:hAnsi="Arial"/>
+            <w:color w:val="3366CC"/>
+            <w:shd w:val="clear" w:color="auto" w:fill="FFFFFF"/>
+          </w:rPr>
+          <w:t>húsétel</w:t>
+        </w:r>
+      </w:hyperlink>
+      <w:r>
+        <w:rPr>
+          <w:rFonts w:ascii="Arial" w:hAnsi="Arial"/>
+          <w:color w:val="202122"/>
+          <w:shd w:val="clear" w:color="auto" w:fill="FFFFFF"/>
+        </w:rPr>
+        <w:t xml:space="preserve">. Általában erősen fűszerezett darált </w:t>
+      </w:r>
+      <w:hyperlink r:id="rId6" w:tooltip="Juh" w:history="1">
+        <w:r>
+          <w:rPr>
+            <w:rStyle w:val="Hiperhivatkozs"/>
+            <w:rFonts w:ascii="Arial" w:hAnsi="Arial"/>
+            <w:color w:val="3366CC"/>
+            <w:shd w:val="clear" w:color="auto" w:fill="FFFFFF"/>
+          </w:rPr>
+          <w:t>birka</w:t>
+        </w:r>
+      </w:hyperlink>
+      <w:r>
+        <w:rPr>
+          <w:rFonts w:ascii="Arial" w:hAnsi="Arial"/>
+          <w:color w:val="202122"/>
+          <w:shd w:val="clear" w:color="auto" w:fill="FFFFFF"/>
+        </w:rPr>
+        <w:t xml:space="preserve"> vagy bárányhúsból készül. Jellemzően a </w:t>
+      </w:r>
+      <w:hyperlink r:id="rId7" w:tooltip="Török gasztronómia" w:history="1">
+        <w:r>
+          <w:rPr>
+            <w:rStyle w:val="Hiperhivatkozs"/>
+            <w:rFonts w:ascii="Arial" w:hAnsi="Arial"/>
+            <w:color w:val="3366CC"/>
+            <w:shd w:val="clear" w:color="auto" w:fill="FFFFFF"/>
+          </w:rPr>
+          <w:t>török</w:t>
+        </w:r>
+      </w:hyperlink>
+      <w:r>
+        <w:rPr>
+          <w:rFonts w:ascii="Arial" w:hAnsi="Arial"/>
+          <w:color w:val="202122"/>
+          <w:shd w:val="clear" w:color="auto" w:fill="FFFFFF"/>
+        </w:rPr>
+        <w:t xml:space="preserve"> </w:t>
+      </w:r>
+      <w:proofErr w:type="spellStart"/>
+      <w:r>
+        <w:rPr>
+          <w:rFonts w:ascii="Arial" w:hAnsi="Arial"/>
+          <w:i/>
+          <w:iCs/>
+          <w:color w:val="202122"/>
+          <w:shd w:val="clear" w:color="auto" w:fill="FFFFFF"/>
+        </w:rPr>
+        <w:t>adana</w:t>
+      </w:r>
+      <w:proofErr w:type="spellEnd"/>
+      <w:r>
+        <w:rPr>
+          <w:rFonts w:ascii="Arial" w:hAnsi="Arial"/>
+          <w:color w:val="202122"/>
+          <w:shd w:val="clear" w:color="auto" w:fill="FFFFFF"/>
+        </w:rPr>
+        <w:t xml:space="preserve"> </w:t>
+      </w:r>
+      <w:proofErr w:type="spellStart"/>
+      <w:r>
+        <w:rPr>
+          <w:rFonts w:ascii="Arial" w:hAnsi="Arial"/>
+          <w:i/>
+          <w:iCs/>
+          <w:color w:val="202122"/>
+          <w:shd w:val="clear" w:color="auto" w:fill="FFFFFF"/>
+        </w:rPr>
+        <w:t>kebab</w:t>
+      </w:r>
+      <w:proofErr w:type="spellEnd"/>
+      <w:r>
+        <w:rPr>
+          <w:rFonts w:ascii="Arial" w:hAnsi="Arial"/>
+          <w:color w:val="202122"/>
+          <w:shd w:val="clear" w:color="auto" w:fill="FFFFFF"/>
+          <w:vertAlign w:val="superscript"/>
+        </w:rPr>
+        <w:fldChar w:fldCharType="begin"/>
+      </w:r>
+      <w:r>
+        <w:rPr>
+          <w:rFonts w:ascii="Arial" w:hAnsi="Arial"/>
+          <w:color w:val="202122"/>
+          <w:shd w:val="clear" w:color="auto" w:fill="FFFFFF"/>
+          <w:vertAlign w:val="superscript"/>
+        </w:rPr>
+        <w:instrText xml:space="preserve"> HYPERLINK "https://hu.wikipedia.org/wiki/Kebab" \l "cite_note-1" </w:instrText>
+      </w:r>
+      <w:r>
+        <w:rPr>
+          <w:rFonts w:ascii="Arial" w:hAnsi="Arial"/>
+          <w:color w:val="202122"/>
+          <w:shd w:val="clear" w:color="auto" w:fill="FFFFFF"/>
+          <w:vertAlign w:val="superscript"/>
+        </w:rPr>
+        <w:fldChar w:fldCharType="separate"/>
+      </w:r>
+      <w:r>
+        <w:rPr>
+          <w:rStyle w:val="cite-bracket"/>
+          <w:rFonts w:ascii="Arial" w:hAnsi="Arial"/>
+          <w:color w:val="3366CC"/>
+          <w:shd w:val="clear" w:color="auto" w:fill="FFFFFF"/>
+          <w:vertAlign w:val="superscript"/>
+        </w:rPr>
+        <w:t>[</w:t>
+      </w:r>
+      <w:r>
+        <w:rPr>
+          <w:rStyle w:val="mw-reflink-text"/>
+          <w:rFonts w:ascii="Arial" w:hAnsi="Arial"/>
+          <w:color w:val="3366CC"/>
+          <w:shd w:val="clear" w:color="auto" w:fill="FFFFFF"/>
+          <w:vertAlign w:val="superscript"/>
+        </w:rPr>
+        <w:t>1</w:t>
+      </w:r>
+      <w:r>
+        <w:rPr>
+          <w:rStyle w:val="cite-bracket"/>
+          <w:rFonts w:ascii="Arial" w:hAnsi="Arial"/>
+          <w:color w:val="3366CC"/>
+          <w:shd w:val="clear" w:color="auto" w:fill="FFFFFF"/>
+          <w:vertAlign w:val="superscript"/>
+        </w:rPr>
+        <w:t>]</w:t>
+      </w:r>
+      <w:r>
+        <w:rPr>
+          <w:rFonts w:ascii="Arial" w:hAnsi="Arial"/>
+          <w:color w:val="202122"/>
+          <w:shd w:val="clear" w:color="auto" w:fill="FFFFFF"/>
+          <w:vertAlign w:val="superscript"/>
+        </w:rPr>
+        <w:fldChar w:fldCharType="end"/>
+      </w:r>
+      <w:r>
+        <w:rPr>
+          <w:rFonts w:ascii="Arial" w:hAnsi="Arial"/>
+          <w:color w:val="202122"/>
+          <w:shd w:val="clear" w:color="auto" w:fill="FFFFFF"/>
+        </w:rPr>
+        <w:t xml:space="preserve"> nevű étel az, amit a világon „</w:t>
+      </w:r>
+      <w:proofErr w:type="spellStart"/>
+      <w:r>
+        <w:rPr>
+          <w:rFonts w:ascii="Arial" w:hAnsi="Arial"/>
+          <w:color w:val="202122"/>
+          <w:shd w:val="clear" w:color="auto" w:fill="FFFFFF"/>
+        </w:rPr>
+        <w:t>kebab</w:t>
+      </w:r>
+      <w:proofErr w:type="spellEnd"/>
+      <w:r>
+        <w:rPr>
+          <w:rFonts w:ascii="Arial" w:hAnsi="Arial"/>
+          <w:color w:val="202122"/>
+          <w:shd w:val="clear" w:color="auto" w:fill="FFFFFF"/>
+        </w:rPr>
+        <w:t>” alatt értenek. A fűszerekkel összegyúrt darált húst kolbászkákká formázzák és tenyérrel a hosszú lapos nyársra nyomkodják. Nyílt tűzön, a parázs fölött gyakran forgatva, egyenletesen sütik meg.</w:t>
+      </w:r>
+      <w:hyperlink r:id="rId8" w:anchor="cite_note-2" w:history="1">
+        <w:r>
+          <w:rPr>
+            <w:rStyle w:val="cite-bracket"/>
+            <w:rFonts w:ascii="Arial" w:hAnsi="Arial"/>
+            <w:color w:val="3366CC"/>
+            <w:shd w:val="clear" w:color="auto" w:fill="FFFFFF"/>
+            <w:vertAlign w:val="superscript"/>
+          </w:rPr>
+          <w:t>[</w:t>
+        </w:r>
+        <w:r>
+          <w:rPr>
+            <w:rStyle w:val="mw-reflink-text"/>
+            <w:rFonts w:ascii="Arial" w:hAnsi="Arial"/>
+            <w:color w:val="3366CC"/>
+            <w:shd w:val="clear" w:color="auto" w:fill="FFFFFF"/>
+            <w:vertAlign w:val="superscript"/>
+          </w:rPr>
+          <w:t>2</w:t>
+        </w:r>
+        <w:r>
+          <w:rPr>
+            <w:rStyle w:val="cite-bracket"/>
+            <w:rFonts w:ascii="Arial" w:hAnsi="Arial"/>
+            <w:color w:val="3366CC"/>
+            <w:shd w:val="clear" w:color="auto" w:fill="FFFFFF"/>
+            <w:vertAlign w:val="superscript"/>
+          </w:rPr>
+          <w:t>]</w:t>
+        </w:r>
+      </w:hyperlink>
+      <w:r>
+        <w:rPr>
+          <w:rFonts w:ascii="Arial" w:hAnsi="Arial"/>
+          <w:color w:val="202122"/>
+          <w:shd w:val="clear" w:color="auto" w:fill="FFFFFF"/>
+        </w:rPr>
+        <w:t xml:space="preserve"> Az </w:t>
+      </w:r>
+      <w:proofErr w:type="spellStart"/>
+      <w:r>
+        <w:rPr>
+          <w:rFonts w:ascii="Arial" w:hAnsi="Arial"/>
+          <w:i/>
+          <w:iCs/>
+          <w:color w:val="202122"/>
+          <w:shd w:val="clear" w:color="auto" w:fill="FFFFFF"/>
+        </w:rPr>
+        <w:t>adana</w:t>
+      </w:r>
+      <w:proofErr w:type="spellEnd"/>
+      <w:r>
+        <w:rPr>
+          <w:rFonts w:ascii="Arial" w:hAnsi="Arial"/>
+          <w:color w:val="202122"/>
+          <w:shd w:val="clear" w:color="auto" w:fill="FFFFFF"/>
+        </w:rPr>
+        <w:t xml:space="preserve"> </w:t>
+      </w:r>
+      <w:proofErr w:type="spellStart"/>
+      <w:r>
+        <w:rPr>
+          <w:rFonts w:ascii="Arial" w:hAnsi="Arial"/>
+          <w:i/>
+          <w:iCs/>
+          <w:color w:val="202122"/>
+          <w:shd w:val="clear" w:color="auto" w:fill="FFFFFF"/>
+        </w:rPr>
+        <w:t>kebab</w:t>
+      </w:r>
+      <w:r>
+        <w:rPr>
+          <w:rFonts w:ascii="Arial" w:hAnsi="Arial"/>
+          <w:color w:val="202122"/>
+          <w:shd w:val="clear" w:color="auto" w:fill="FFFFFF"/>
+        </w:rPr>
+        <w:t>hoz</w:t>
+      </w:r>
+      <w:proofErr w:type="spellEnd"/>
+      <w:r>
+        <w:rPr>
+          <w:rFonts w:ascii="Arial" w:hAnsi="Arial"/>
+          <w:color w:val="202122"/>
+          <w:shd w:val="clear" w:color="auto" w:fill="FFFFFF"/>
+        </w:rPr>
+        <w:t xml:space="preserve"> hasonló a szintén faszénparázson sült, a </w:t>
+      </w:r>
+      <w:hyperlink r:id="rId9" w:tooltip="Jugoszlávia" w:history="1">
+        <w:r>
+          <w:rPr>
+            <w:rStyle w:val="Hiperhivatkozs"/>
+            <w:rFonts w:ascii="Arial" w:hAnsi="Arial"/>
+            <w:color w:val="3366CC"/>
+            <w:shd w:val="clear" w:color="auto" w:fill="FFFFFF"/>
+          </w:rPr>
+          <w:t>jugoszláv</w:t>
+        </w:r>
+      </w:hyperlink>
+      <w:r>
+        <w:rPr>
+          <w:rFonts w:ascii="Arial" w:hAnsi="Arial"/>
+          <w:color w:val="202122"/>
+          <w:shd w:val="clear" w:color="auto" w:fill="FFFFFF"/>
+        </w:rPr>
+        <w:t xml:space="preserve"> utódállamokban </w:t>
+      </w:r>
+      <w:hyperlink r:id="rId10" w:tooltip="Csevapcsicsi" w:history="1">
+        <w:proofErr w:type="spellStart"/>
+        <w:r>
+          <w:rPr>
+            <w:rStyle w:val="Hiperhivatkozs"/>
+            <w:rFonts w:ascii="Arial" w:hAnsi="Arial"/>
+            <w:i/>
+            <w:iCs/>
+            <w:color w:val="3366CC"/>
+            <w:shd w:val="clear" w:color="auto" w:fill="FFFFFF"/>
+          </w:rPr>
+          <w:t>ćevapi</w:t>
+        </w:r>
+        <w:r>
+          <w:rPr>
+            <w:rStyle w:val="Hiperhivatkozs"/>
+            <w:rFonts w:ascii="Arial" w:hAnsi="Arial"/>
+            <w:color w:val="3366CC"/>
+            <w:shd w:val="clear" w:color="auto" w:fill="FFFFFF"/>
+          </w:rPr>
+          <w:t>nak</w:t>
+        </w:r>
+        <w:proofErr w:type="spellEnd"/>
+      </w:hyperlink>
+      <w:r>
+        <w:rPr>
+          <w:rFonts w:ascii="Arial" w:hAnsi="Arial"/>
+          <w:color w:val="202122"/>
+          <w:shd w:val="clear" w:color="auto" w:fill="FFFFFF"/>
+        </w:rPr>
+        <w:t xml:space="preserve"> nevezett nyársonsült, illetve a </w:t>
+      </w:r>
+      <w:hyperlink r:id="rId11" w:tooltip="Bulgária" w:history="1">
+        <w:r>
+          <w:rPr>
+            <w:rStyle w:val="Hiperhivatkozs"/>
+            <w:rFonts w:ascii="Arial" w:hAnsi="Arial"/>
+            <w:color w:val="3366CC"/>
+            <w:shd w:val="clear" w:color="auto" w:fill="FFFFFF"/>
+          </w:rPr>
+          <w:t>bolgár</w:t>
+        </w:r>
+      </w:hyperlink>
+      <w:r>
+        <w:rPr>
+          <w:rFonts w:ascii="Arial" w:hAnsi="Arial"/>
+          <w:color w:val="202122"/>
+          <w:shd w:val="clear" w:color="auto" w:fill="FFFFFF"/>
+        </w:rPr>
+        <w:t xml:space="preserve"> </w:t>
+      </w:r>
+      <w:proofErr w:type="spellStart"/>
+      <w:r>
+        <w:rPr>
+          <w:rFonts w:ascii="Arial" w:hAnsi="Arial"/>
+          <w:color w:val="202122"/>
+          <w:shd w:val="clear" w:color="auto" w:fill="FFFFFF"/>
+        </w:rPr>
+        <w:t>kabapcse</w:t>
+      </w:r>
+      <w:proofErr w:type="spellEnd"/>
+      <w:r>
+        <w:rPr>
+          <w:rFonts w:ascii="Arial" w:hAnsi="Arial"/>
+          <w:color w:val="202122"/>
+          <w:shd w:val="clear" w:color="auto" w:fill="FFFFFF"/>
+        </w:rPr>
+        <w:t xml:space="preserve"> vagy a </w:t>
+      </w:r>
+      <w:hyperlink r:id="rId12" w:tooltip="Románia" w:history="1">
+        <w:r>
+          <w:rPr>
+            <w:rStyle w:val="Hiperhivatkozs"/>
+            <w:rFonts w:ascii="Arial" w:hAnsi="Arial"/>
+            <w:color w:val="3366CC"/>
+            <w:shd w:val="clear" w:color="auto" w:fill="FFFFFF"/>
+          </w:rPr>
+          <w:t>román</w:t>
+        </w:r>
+      </w:hyperlink>
+      <w:r>
+        <w:rPr>
+          <w:rFonts w:ascii="Arial" w:hAnsi="Arial"/>
+          <w:color w:val="202122"/>
+          <w:shd w:val="clear" w:color="auto" w:fill="FFFFFF"/>
+        </w:rPr>
+        <w:t xml:space="preserve"> </w:t>
+      </w:r>
+      <w:hyperlink r:id="rId13" w:tooltip="Mititei" w:history="1">
+        <w:proofErr w:type="spellStart"/>
+        <w:r>
+          <w:rPr>
+            <w:rStyle w:val="Hiperhivatkozs"/>
+            <w:rFonts w:ascii="Arial" w:hAnsi="Arial"/>
+            <w:color w:val="3366CC"/>
+            <w:shd w:val="clear" w:color="auto" w:fill="FFFFFF"/>
+          </w:rPr>
+          <w:t>mititei</w:t>
+        </w:r>
+        <w:proofErr w:type="spellEnd"/>
+      </w:hyperlink>
       <w:bookmarkStart w:id="0" w:name="_GoBack"/>
       <w:bookmarkEnd w:id="0"/>
+      <w:r>
+        <w:rPr>
+          <w:rFonts w:ascii="Arial" w:hAnsi="Arial"/>
+          <w:color w:val="202122"/>
+          <w:shd w:val="clear" w:color="auto" w:fill="FFFFFF"/>
+        </w:rPr>
+        <w:t>.</w:t>
+      </w:r>
     </w:p>
     <w:sectPr>
       <w:pgSz w:w="11906" w:h="16838"/>
@@ -444,6 +941,28 @@
     <w:semiHidden/>
     <w:unhideWhenUsed/>
   </w:style>
+  <w:style w:type="character" w:styleId="Hiperhivatkozs">
+    <w:name w:val="Hyperlink"/>
+    <w:basedOn w:val="Bekezdsalapbettpusa"/>
+    <w:uiPriority w:val="99"/>
+    <w:semiHidden/>
+    <w:unhideWhenUsed/>
+    <w:rsid w:val="0047541C"/>
+    <w:rPr>
+      <w:color w:val="0000FF"/>
+      <w:u w:val="single"/>
+    </w:rPr>
+  </w:style>
+  <w:style w:type="character" w:customStyle="1" w:styleId="mw-reflink-text">
+    <w:name w:val="mw-reflink-text"/>
+    <w:basedOn w:val="Bekezdsalapbettpusa"/>
+    <w:rsid w:val="0047541C"/>
+  </w:style>
+  <w:style w:type="character" w:customStyle="1" w:styleId="cite-bracket">
+    <w:name w:val="cite-bracket"/>
+    <w:basedOn w:val="Bekezdsalapbettpusa"/>
+    <w:rsid w:val="0047541C"/>
+  </w:style>
 </w:styles>
 </file>
 
